--- a/CMA_B1_Ch09_AnswerKeys.docx
+++ b/CMA_B1_Ch09_AnswerKeys.docx
@@ -27,7 +27,7 @@
           <w:sz w:val="20"/>
           <w:szCs w:val="20"/>
         </w:rPr>
-        <w:t xml:space="preserve">Section 9.1 · Investments in Debt and Equity Securities · 40 items · keep this sheet separate from the handout</w:t>
+        <w:t xml:space="preserve">Three categories of debt securities · Investments in Debt and Equity Securities · 40 items · keep this sheet separate from the handout</w:t>
       </w:r>
     </w:p>
     <w:tbl>
@@ -2319,7 +2319,7 @@
           <w:sz w:val="20"/>
           <w:szCs w:val="20"/>
         </w:rPr>
-        <w:t xml:space="preserve">Sections 9.2, 9.4 · Investments in Debt and Equity Securities · 45 items · keep this sheet separate from the handout</w:t>
+        <w:t xml:space="preserve">Measuring debt securities · Equity securities and the equity method · Investments in Debt and Equity Securities · 45 items · keep this sheet separate from the handout</w:t>
       </w:r>
     </w:p>
     <w:tbl>
@@ -4736,7 +4736,7 @@
           <w:sz w:val="20"/>
           <w:szCs w:val="20"/>
         </w:rPr>
-        <w:t xml:space="preserve">The tables and figures · Investments in Debt and Equity Securities · 44 items · keep this sheet separate from the handout</w:t>
+        <w:t xml:space="preserve">Investments in Debt and Equity Securities: the figures and the schedules · Investments in Debt and Equity Securities · 44 items · keep this sheet separate from the handout</w:t>
       </w:r>
     </w:p>
     <w:tbl>
